--- a/docs/Return Visits & Contacts App Master Guide (V5).docx
+++ b/docs/Return Visits & Contacts App Master Guide (V5).docx
@@ -320,7 +320,7 @@
     <w:p>
       <w:pPr/>
       <w:r>
-        <w:t>Each region belongs to one city, and each area belongs to one region. North, South, East, and West are initially available as region names under each existing city. Users may add regions under a selected city and freely named areas under a selected region. Names may be reused in different parent locations.</w:t>
+        <w:t>Each region belongs to one city, and each area belongs to one region. North, South, East, and West are initially available as region names under each existing city and are added automatically to every new city (they can be renamed or deleted). A region is a large part of a city and an area is a neighborhood within a region; the app explains this where locations are added. Users may add regions under a selected city and freely named areas under a selected region. Names may be reused in different parent locations.</w:t>
       </w:r>
     </w:p>
     <w:p>

--- a/docs/Return Visits & Contacts App Master Guide (V5).docx
+++ b/docs/Return Visits & Contacts App Master Guide (V5).docx
@@ -152,7 +152,7 @@
     <w:p>
       <w:pPr/>
       <w:r>
-        <w:t>Settings contains city, region, and area lists. Each region belongs to one city, and each area belongs to one region. Users can add a region under the selected city from Settings or directly while adding a contact; areas can be added under a region. Edit renames a city, region, or area and updates existing references, including the default city where applicable. Deletion is blocked while any contact or child location uses the entry; those assignments or children must be reassigned or removed first. The app does not provide a multi-state master list or location-based regional onboarding.</w:t>
+        <w:t>Settings contains city, region, and area lists. Each region belongs to one city, and each area belongs to one region. Users can add a region under the selected city from Settings or directly while adding a contact; areas can be added under a region. Edit renames a city, region, or area and updates existing references, including the default city where applicable. Deletion is blocked while any contact is assigned to the entry or to a location beneath it; those contacts must be reassigned first. Deleting a city or region with no assigned contacts also deletes its regions and areas after confirmation. The app does not provide a multi-state master list or location-based regional onboarding.</w:t>
       </w:r>
     </w:p>
     <w:p>

--- a/docs/Return Visits & Contacts App Master Guide (V5).docx
+++ b/docs/Return Visits & Contacts App Master Guide (V5).docx
@@ -146,7 +146,7 @@
     <w:p>
       <w:pPr/>
       <w:r>
-        <w:t>No passphrase is required on first launch; the app opens directly. To protect the data, open Settings, choose Turn On Passphrase, and enter and confirm a passphrase of at least eight characters. On later launches, enter that passphrase to unlock the database. To change it, open Settings, enter the current passphrase, and enter and confirm a new passphrase. Existing exported backups continue to use the passphrase with which each backup was created. To stop using a passphrase, choose Turn Off Passphrase in Settings and enter the current passphrase once; the data is then stored unencrypted and the app opens without an unlock screen.</w:t>
+        <w:t>No passphrase is required on first launch; the app opens directly. To protect the data, open Settings → Passphrase, choose Turn On Passphrase, and enter and confirm a passphrase of at least eight characters. On later launches, enter that passphrase to unlock the database. To change it, open Settings → Passphrase, enter the current passphrase, and enter and confirm a new passphrase. Existing exported backups continue to use the passphrase with which each backup was created. To stop using a passphrase, choose Settings → Passphrase → Turn Off Passphrase and enter the current passphrase once; the data is then stored unencrypted and the app opens without an unlock screen.</w:t>
       </w:r>
     </w:p>
     <w:p>
@@ -178,7 +178,7 @@
     <w:p>
       <w:pPr/>
       <w:r>
-        <w:t>The contact list supports text search over names, email, phone, address, visit-note text, and assigned areas; urgency, city, region, and area filters; and newest-first, oldest-first, and first-name alphabetical sorting. City, region, and area filters follow the same hierarchy. Print Visible Contacts prints exactly the contacts shown by the current search and filters, confirms the count, groups each contact once under their most specific location, and includes available phone and email details plus only the latest visit note. The printer-friendly layout omits app controls.</w:t>
+        <w:t>The contact list supports text search over names, email, phone, address, visit-note text, and assigned areas; urgency, city, region, and area filters; and newest-first, oldest-first, and first-name alphabetical sorting. City, region, and area filters follow the same hierarchy. The printer icon in the bottom bar prints exactly the contacts shown by the current search and filters, confirms the count, groups each contact once under their most specific location, and includes available phone and email details plus only the latest visit note. The printer-friendly layout omits app controls.</w:t>
       </w:r>
     </w:p>
     <w:p>
@@ -242,7 +242,7 @@
     <w:p>
       <w:pPr/>
       <w:r>
-        <w:t>Choose Settings → Export Data Backup to download a JSON backup of settings and all contacts. If a passphrase is on, the backup is encrypted and requires its passphrase to restore; otherwise it is an unencrypted backup. The browser chooses the download destination; the app cannot select a folder. On iPhone, check Files → Downloads; elsewhere, check the browser’s Downloads location.</w:t>
+        <w:t>Choose Settings → Backup &amp; Restore → Back up everything (or the export icon at the bottom of the contact list) to download a JSON backup of settings and all contacts. If a passphrase is on, the backup is encrypted and requires its passphrase to restore; otherwise it is an unencrypted backup. The browser chooses the download destination; the app cannot select a folder. On iPhone, check Files → Downloads; elsewhere, check the browser’s Downloads location.</w:t>
       </w:r>
     </w:p>
     <w:p>
@@ -280,7 +280,7 @@
     <w:p>
       <w:pPr/>
       <w:r>
-        <w:t>The recipient can use the regular website or install the PWA. In Settings → Share a Contact, choose the encrypted file, enter its sharing passphrase, and confirm import. Import adds a new contact without replacing existing contacts, assigns a local ID, and stores it using the recipient device’s settings (encrypted if the recipient has turned on a passphrase).</w:t>
+        <w:t>The recipient can use the regular website or install the PWA. On the contact list, choose the import icon next to the blue + button, select one or several contact files, enter the sharing passphrase if a file is encrypted, and confirm import. Import adds a new contact without replacing existing contacts, assigns a local ID, and stores it using the recipient device’s settings (encrypted if the recipient has turned on a passphrase).</w:t>
       </w:r>
     </w:p>
     <w:p>

--- a/docs/Return Visits & Contacts App Master Guide (V5).docx
+++ b/docs/Return Visits & Contacts App Master Guide (V5).docx
@@ -228,7 +228,7 @@
     <w:p>
       <w:pPr/>
       <w:r>
-        <w:t>The contact modal keeps its Save and Exit actions in a sticky footer while the form area scrolls. Its sizing accounts for mobile viewport and safe-area constraints.</w:t>
+        <w:t>The contact modal keeps its icon-only Save, Share, Export, Print and Directions actions in a sticky footer; the header holds an Add Contact (+) icon and the close (?) icon while the form area scrolls. Its sizing accounts for mobile viewport and safe-area constraints.</w:t>
       </w:r>
     </w:p>
     <w:p>

--- a/docs/Return Visits & Contacts App Master Guide (V5).docx
+++ b/docs/Return Visits & Contacts App Master Guide (V5).docx
@@ -152,7 +152,7 @@
     <w:p>
       <w:pPr/>
       <w:r>
-        <w:t>Settings contains city, region, and area lists. Each region belongs to one city, and each area belongs to one region. Users can add a region under the selected city from Settings or directly while adding a contact; areas can be added under a region. Edit renames a city, region, or area and updates existing references, including the default city where applicable. Deletion is blocked while any contact is assigned to the entry or to a location beneath it; those contacts must be reassigned first. Deleting a city or region with no assigned contacts also deletes its regions and areas after confirmation. The app does not provide a multi-state master list or location-based regional onboarding.</w:t>
+        <w:t>Settings contains city, region, and area lists. Each region belongs to one city, and each area belongs to one region. Users can add a region under the selected city from Settings or directly while adding a contact; areas can be added under a region. Edit renames a city, region, or area and updates existing references, including the default city where applicable. Deletion is blocked while any contact is assigned to the entry or to a location beneath it; those contacts must be reassigned first. Deleting a city or region with no assigned contacts also deletes its regions and areas after confirmation. The app does not provide a multi-state master list or location-based regional onboarding. Settings also contains Your Details: an optional name, street address, city, state, and home coordinates. The home location appears on the Map as a draggable house icon, the Map opens fitted to include it, and the name is appended to shared contact text. The address lookup runs only when the user chooses it.</w:t>
       </w:r>
     </w:p>
     <w:p>

--- a/docs/Return Visits & Contacts App Master Guide (V5).docx
+++ b/docs/Return Visits & Contacts App Master Guide (V5).docx
@@ -132,7 +132,7 @@
     <w:p>
       <w:pPr/>
       <w:r>
-        <w:t>A passphrase is optional and is off by default; without one, the app opens immediately and stores settings and contacts unencrypted. A user can turn on a passphrase in Settings by choosing and confirming a passphrase of at least eight characters; the existing data is encrypted and verified before the unencrypted copies are replaced. Once a passphrase is on, it is required each time the app opens. A user can then change it by entering the existing passphrase and confirming a new one of at least eight characters. The settings and contacts are decrypted, re-encrypted with fresh encryption metadata, verified, and replaced atomically. Other browser/Home Screen copies and already-exported backups are not changed. There is no passphrase recovery; losing the current passphrase before changing it makes that copy's encrypted records unreadable.</w:t>
+        <w:t>A passphrase is optional and is off by default; without one, the app opens immediately and stores settings and contacts unencrypted. A user can turn on a passphrase in Settings by choosing and confirming a passphrase of at least 12 characters; the existing data is encrypted and verified before the unencrypted copies are replaced. Once a passphrase is on, it is required each time the app opens. A user can then change it by entering the existing passphrase and confirming a new one of at least 12 characters. The settings and contacts are decrypted, re-encrypted with fresh encryption metadata, verified, and replaced atomically. Other browser/Home Screen copies and already-exported backups are not changed. A random 25-character recovery code is shown once when a passphrase is set or changed; the encryption metadata stores a copy of the passphrase locked under that code, so the code can be typed in place of the passphrase to unlock the app, to change the passphrase, or to restore a backup (backups embed the metadata). A new code can be made from Settings with the current passphrase. Losing both the passphrase and the code makes that copy's encrypted records unreadable.</w:t>
       </w:r>
     </w:p>
     <w:p>
@@ -146,7 +146,7 @@
     <w:p>
       <w:pPr/>
       <w:r>
-        <w:t>No passphrase is required on first launch; the app opens directly. To protect the data, open Settings → Passphrase, choose Turn On Passphrase, and enter and confirm a passphrase of at least eight characters. On later launches, enter that passphrase to unlock the database. To change it, open Settings → Passphrase, enter the current passphrase, and enter and confirm a new passphrase. Existing exported backups continue to use the passphrase with which each backup was created. To stop using a passphrase, choose Settings → Passphrase → Turn Off Passphrase and enter the current passphrase once; the data is then stored unencrypted and the app opens without an unlock screen.</w:t>
+        <w:t>No passphrase is required on first launch; the app opens directly. To protect the data, open Settings → Passphrase, choose Turn On Passphrase, and enter and confirm a passphrase of at least 12 characters. On later launches, enter that passphrase to unlock the database. To change it, open Settings → Passphrase, enter the current passphrase, and enter and confirm a new passphrase. Existing exported backups continue to use the passphrase with which each backup was created. To stop using a passphrase, choose Settings → Passphrase → Turn Off Passphrase and enter the current passphrase once; the data is then stored unencrypted and the app opens without an unlock screen.</w:t>
       </w:r>
     </w:p>
     <w:p>

--- a/docs/Return Visits & Contacts App Master Guide (V5).docx
+++ b/docs/Return Visits & Contacts App Master Guide (V5).docx
@@ -260,7 +260,13 @@
     <w:p>
       <w:pPr/>
       <w:r>
-        <w:t>The monthly reminder begins without an immediate first-run prompt and is shown only when the device contains at least one contact. It is a reminder to open Settings and export; it does not automatically create or upload backups.</w:t>
+        <w:t>The app reminds the user after 10 days without a successful backup (file or Dropbox), shows the number of days, asks at most once a day, and resets the count only on a successful backup. With Dropbox connected, answering Yes backs up immediately; otherwise it opens Settings → Backup &amp; Restore.</w:t>
+      </w:r>
+    </w:p>
+    <w:p>
+      <w:pPr/>
+      <w:r>
+        <w:t>Optional cloud backup (off by default): Settings → Cloud backup lets the user connect their own Dropbox account. The app asks whether the user already has an account and, if not, shows the sign-up steps for the free Dropbox Basic plan (the app cannot create the account). Connection uses Dropbox's OAuth 2 authorization code flow with PKCE and the app's public app key, with access limited to the app's own folder (Apps/Return Visits). The app stores the resulting refresh token in browser LocalStorage and sends backups directly from the browser to Dropbox. It uploads a latest copy (latest.json) after changes (about 15 seconds later, or when the app is hidden) and on open when the last upload is more than a day old, plus at most one dated copy per day (backup-&lt;timestamp&gt;.json), keeping the newest 10. A web app cannot back up while closed. Backups use the same format as file backups: encrypted when a passphrase is on, otherwise plain (the user confirms this before connecting). The app never uploads automatically when the device has no contacts, so an empty new device cannot overwrite a good copy. Restore from Dropbox lists the latest and dated copies and uses the normal restore flow (passphrase or recovery code, confirmation before replacing data). Disconnect revokes the token and removes it from the browser; existing Dropbox files remain.</w:t>
       </w:r>
     </w:p>
     <w:p>

--- a/docs/Return Visits & Contacts App Master Guide (V5).docx
+++ b/docs/Return Visits & Contacts App Master Guide (V5).docx
@@ -146,7 +146,7 @@
     <w:p>
       <w:pPr/>
       <w:r>
-        <w:t>No passphrase is required on first launch; the app opens directly. To protect the data, open Settings → Passphrase, choose Turn On Passphrase, and enter and confirm a passphrase of at least 12 characters. On later launches, enter that passphrase to unlock the database. To change it, open Settings → Passphrase, enter the current passphrase, and enter and confirm a new passphrase. Existing exported backups continue to use the passphrase with which each backup was created. To stop using a passphrase, choose Settings → Passphrase → Turn Off Passphrase and enter the current passphrase once; the data is then stored unencrypted and the app opens without an unlock screen.</w:t>
+        <w:t>No passphrase is required on first launch; the app opens directly. To protect the data, open Settings → Passphrase, choose Turn On Passphrase, then enter and confirm a passphrase of at least 12 characters and choose Save Passphrase. On later launches, enter that passphrase to unlock the database. To change it, open Settings → Passphrase, enter the current passphrase, and enter and confirm a new passphrase. Existing exported backups continue to use the passphrase with which each backup was created. To stop using a passphrase, choose Settings → Passphrase → Turn Off Passphrase and enter the current passphrase once; the data is then stored unencrypted and the app opens without an unlock screen.</w:t>
       </w:r>
     </w:p>
     <w:p>

--- a/docs/Return Visits & Contacts App Master Guide (V5).docx
+++ b/docs/Return Visits & Contacts App Master Guide (V5).docx
@@ -146,7 +146,7 @@
     <w:p>
       <w:pPr/>
       <w:r>
-        <w:t>No passphrase is required on first launch; the app opens directly. To protect the data, open Settings → Passphrase, choose Turn On Passphrase, then enter and confirm a passphrase of at least 12 characters and choose Save Passphrase. On later launches, enter that passphrase to unlock the database. To change it, open Settings → Passphrase, enter the current passphrase, and enter and confirm a new passphrase. Existing exported backups continue to use the passphrase with which each backup was created. To stop using a passphrase, choose Settings → Passphrase → Turn Off Passphrase and enter the current passphrase once; the data is then stored unencrypted and the app opens without an unlock screen.</w:t>
+        <w:t>No passphrase is required on first launch; the app opens directly. To protect the data, open Settings → Passphrase, choose Turn On Passphrase, then enter and confirm a passphrase of at least 12 characters and choose Save Passphrase. On later launches, enter that passphrase to unlock the database. The Passphrase section says it may be changed or turned off. To change it, choose Change Passphrase, enter the current passphrase, and enter and confirm a new passphrase. Existing exported backups continue to use the passphrase with which each backup was created. To stop using a passphrase, choose Settings → Passphrase → Turn Off Passphrase; the app first explains what this means (the data is stored without encryption, the app opens without an unlock screen, the recovery code stops working, and later backups are not encrypted) and offers Continue or Cancel; if you continue, enter the current passphrase once, after which the data is stored unencrypted and the app opens without an unlock screen.</w:t>
       </w:r>
     </w:p>
     <w:p>

--- a/docs/Return Visits & Contacts App Master Guide (V5).docx
+++ b/docs/Return Visits & Contacts App Master Guide (V5).docx
@@ -266,7 +266,7 @@
     <w:p>
       <w:pPr/>
       <w:r>
-        <w:t>Optional cloud backup (off by default): Settings → Cloud backup lets the user connect their own Dropbox account. The app asks whether the user already has an account and, if not, shows the sign-up steps for the free Dropbox Basic plan (the app cannot create the account). Connection uses Dropbox's OAuth 2 authorization code flow with PKCE and the app's public app key, with access limited to the app's own folder (Apps/Return Visits). The app stores the resulting refresh token in browser LocalStorage and sends backups directly from the browser to Dropbox. It uploads a latest copy (latest.json) after changes (about 15 seconds later, or when the app is hidden) and on open when the last upload is more than a day old, plus at most one dated copy per day (backup-&lt;timestamp&gt;.json), keeping the newest 10. A web app cannot back up while closed. Backups use the same format as file backups: encrypted when a passphrase is on, otherwise plain (the user confirms this before connecting). The app never uploads automatically when the device has no contacts, so an empty new device cannot overwrite a good copy. Restore from Dropbox lists the latest and dated copies and uses the normal restore flow (passphrase or recovery code, confirmation before replacing data). Disconnect revokes the token and removes it from the browser; existing Dropbox files remain.</w:t>
+        <w:t>Optional cloud backup (off by default): Settings → Cloud backup lets the user connect their own Dropbox account. The app asks whether the user already has an account and, if not, shows the sign-up steps for the free Dropbox Basic plan (the app cannot create the account). Connection uses Dropbox's OAuth 2 authorization code flow with PKCE and the app's public app key, with access limited to the app's own folder (Apps/Return Visits). The app stores the resulting refresh token in browser LocalStorage and sends backups directly from the browser to Dropbox. It uploads a latest copy (latest.json) after changes (about 15 seconds later, or when the app is hidden) and on open when the last upload is more than a day old, plus at most one dated copy per day (backup-&lt;timestamp&gt;.json), keeping the newest 10. A web app cannot back up while closed. Backups use the same format as file backups: encrypted when a passphrase is on, otherwise plain (the user confirms this before connecting). The app never uploads automatically when the device has no contacts, so an empty new device cannot overwrite a good copy. Restore from Dropbox lists the latest and dated copies and uses the normal restore flow (passphrase or recovery code, confirmation before replacing data). Disconnect revokes the token and removes it from the browser; existing Dropbox files remain. The app records the Dropbox modified time of latest.json after each upload or restore. On open, when the app becomes visible again after more than two minutes, and on demand (Check for a Newer Backup), it compares that time with the current latest.json; if Dropbox is newer, it asks before restoring (warning when this device has unsent changes). While Dropbox is newer, automatic uploads are paused and Back Up to Dropbox Now asks before replacing the copy. Connecting a device that has contacts to a Dropbox that already has a backup asks whether to restore or replace. Devices connected before this check existed adopt the current copy silently. Changes are not merged.</w:t>
       </w:r>
     </w:p>
     <w:p>

--- a/docs/Return Visits & Contacts App Master Guide (V5).docx
+++ b/docs/Return Visits & Contacts App Master Guide (V5).docx
@@ -248,7 +248,7 @@
     <w:p>
       <w:pPr/>
       <w:r>
-        <w:t>Restore can be started from Settings or, when a passphrase is on, from the unlock screen on a new device. For an encrypted backup, enter the backup passphrase; unencrypted backups need none. Confirm replacement when prompted. Restore replaces the current local dataset; on a fresh device that uses a passphrase, the restored backup passphrase becomes the passphrase used to unlock that data.</w:t>
+        <w:t>Restore can be started from Settings or, when a passphrase is on, from the unlock screen on a new device. For an encrypted backup, enter the backup passphrase; unencrypted backups need none. Confirm replacement when prompted. Restore replaces the current local dataset; on a fresh device that uses a passphrase, the restored backup passphrase becomes the passphrase used to unlock that data. One passphrase and one recovery code go with the data on every device: restoring an encrypted backup onto a device without a passphrase turns the passphrase on there (after a confirmation message) using the backup's passphrase and recovery code; restoring onto a device with a different passphrase switches it to the backup's; restoring an unencrypted backup onto a device with a passphrase keeps that device's own passphrase and protects the restored data with it.</w:t>
       </w:r>
     </w:p>
     <w:p>

--- a/docs/Return Visits & Contacts App Master Guide (V5).docx
+++ b/docs/Return Visits & Contacts App Master Guide (V5).docx
@@ -210,7 +210,7 @@
     <w:p>
       <w:pPr/>
       <w:r>
-        <w:t>Address, partial street-name, and city searches are sent to OpenStreetMap Nominatim only after the user selects Find Address or City Pin. A cross-street or intersection query is sent only after the user selects Search Near Cross-Street. Whenever the Map is open with no visible contact pins, the default city and state are sent to Nominatim to center the map approximately. Device location requires browser permission. Map tiles and externally hosted Leaflet assets require an internet connection.</w:t>
+        <w:t>Address, partial street-name, and city searches are sent to OpenStreetMap Nominatim only after the user selects Find Address or City Pin. A cross-street or intersection query is sent only after the user selects Search Near Cross-Street. Whenever the Map is open with no visible contact pins, the default city and state are sent to Nominatim to center the map approximately. Device location requires browser permission. Map tiles and externally hosted Leaflet assets require an internet connection. Once a pin is set, Confirm pin is correct hides the lookup buttons, coordinates and map; they return with Adjust pin or when the street address, city or state changes.</w:t>
       </w:r>
     </w:p>
     <w:p>

--- a/docs/Return Visits & Contacts App Master Guide (V5).docx
+++ b/docs/Return Visits & Contacts App Master Guide (V5).docx
@@ -266,7 +266,7 @@
     <w:p>
       <w:pPr/>
       <w:r>
-        <w:t>Optional cloud backup (off by default): Settings → Cloud backup lets the user connect their own Dropbox account. The app asks whether the user already has an account and, if not, shows the sign-up steps for the free Dropbox Basic plan (the app cannot create the account). Connection uses Dropbox's OAuth 2 authorization code flow with PKCE and the app's public app key, with access limited to the app's own folder (Apps/Return Visits). The app stores the resulting refresh token in browser LocalStorage and sends backups directly from the browser to Dropbox. It uploads a latest copy (latest.json) after changes (about 15 seconds later, or when the app is hidden) and on open when the last upload is more than a day old, plus at most one dated copy per day (backup-&lt;timestamp&gt;.json), keeping the newest 10. A web app cannot back up while closed. Backups use the same format as file backups: encrypted when a passphrase is on, otherwise plain (the user confirms this before connecting). The app never uploads automatically when the device has no contacts, so an empty new device cannot overwrite a good copy. Restore from Dropbox lists the latest and dated copies and uses the normal restore flow (passphrase or recovery code, confirmation before replacing data). Disconnect revokes the token and removes it from the browser; existing Dropbox files remain. The app records the Dropbox modified time of latest.json after each upload or restore. On open, when the app becomes visible again after more than two minutes, and on demand (Check for a Newer Backup), it compares that time with the current latest.json; if Dropbox is newer, it asks before restoring (warning when this device has unsent changes). While Dropbox is newer, automatic uploads are paused and Back Up to Dropbox Now asks before replacing the copy. Connecting a device that has contacts to a Dropbox that already has a backup asks whether to restore or replace. Devices connected before this check existed adopt the current copy silently. Changes are not merged.</w:t>
+        <w:t>Optional cloud backup (off by default): Settings → Cloud backup lets the user connect their own Dropbox account. The app asks whether the user already has an account and, if not, shows the sign-up steps for the free Dropbox Basic plan (the app cannot create the account). Connection uses Dropbox's OAuth 2 authorization code flow with PKCE and the app's public app key, with access limited to the app's own folder (Apps/Return Visits). The app stores the resulting refresh token in browser LocalStorage and sends backups directly from the browser to Dropbox. It uploads a latest copy (latest.json) after changes (about 15 seconds later, or when the app is hidden) and on open when the last upload is more than a day old, plus at most one dated copy per day (backup-&lt;timestamp&gt;.json), keeping the newest 10. A web app cannot back up while closed. Backups use the same format as file backups: encrypted when a passphrase is on, otherwise plain (the user confirms this before connecting). The app never uploads automatically when the device has no contacts, so an empty new device cannot overwrite a good copy. Restore from Dropbox lists the latest and dated copies and uses the normal restore flow (passphrase or recovery code, confirmation before replacing data). Disconnect revokes the token and removes it from the browser; existing Dropbox files remain. The app records the Dropbox modified time and revision of latest.json after each upload or restore. On open, every two minutes while the app is open, when the app becomes visible again after more than two minutes, when the connection returns after being offline, and on demand (Check for a Newer Backup), it compares that time with the current latest.json. If Dropbox is newer, the app merges it into this device automatically and, if the merge changed anything, uploads the merged result using Dropbox's update mode with the revision it read, so an upload by another device in between is rejected (conflict) and the merge is repeated. The merge works per record: contacts present on only one side are kept (unless a deletion record, stored in settings.deletedContacts, is newer than the contact's updatedAt); for a contact on both sides the newer updatedAt supplies its fields and the visit logs from both sides are combined by visit ID, with deleted visits remembered in the contact's deletedNotes so they do not return; city, region and area lists are combined, and other settings come from this device when it has unsent changes and from Dropbox otherwise. The merge runs on decrypted data, so it requires that both copies use the same passphrase (same salt); a Dropbox copy that uses a different passphrase, or an encrypted copy on a device with no passphrase, is not merged automatically and the user is asked whether to restore it (automatic uploads stay paused until then, and Back Up to Dropbox Now asks before replacing the copy). Changes made with no connection stay saved on the device, marked as unsent, and upload when Dropbox is reachable again (an offline-to-online event triggers the sync; a failed upload retries after one minute). A cloud icon in the header shows synced, syncing, waiting, offline or paused, and tapping it syncs now. Connecting a device that has contacts to a Dropbox that already has a backup asks whether to restore or replace. Devices connected before this check existed adopt the current copy silently. Limits: a deleted city, region or area can reappear from another device, and a renamed one can leave the old name behind.</w:t>
       </w:r>
     </w:p>
     <w:p>
